--- a/Final_Project_Individual_Assessment.docx
+++ b/Final_Project_Individual_Assessment.docx
@@ -82,7 +82,15 @@
     <w:p/>
     <w:p>
       <w:r>
-        <w:t xml:space="preserve">Please upload this to Gradescope individually (you’ll see the </w:t>
+        <w:t xml:space="preserve">Please upload this to </w:t>
+      </w:r>
+      <w:proofErr w:type="spellStart"/>
+      <w:r>
+        <w:t>Gradescope</w:t>
+      </w:r>
+      <w:proofErr w:type="spellEnd"/>
+      <w:r>
+        <w:t xml:space="preserve"> individually (you’ll see the </w:t>
       </w:r>
       <w:r>
         <w:t>submission slot</w:t>
@@ -101,6 +109,31 @@
     <w:p>
       <w:pPr>
         <w:rPr>
+          <w:iCs/>
+          <w:sz w:val="24"/>
+          <w:szCs w:val="24"/>
+        </w:rPr>
+      </w:pPr>
+      <w:r>
+        <w:rPr>
+          <w:iCs/>
+          <w:sz w:val="24"/>
+          <w:szCs w:val="24"/>
+        </w:rPr>
+        <w:t>Overall, I feel that my team worked well together throughout the project. Communication was consistent, and each member contributed to different parts of the assignment, which helped distribute the workload effectively. We were able to collaborate on key decisions, such as model selection and evaluation, and shared our progress regularly to stay aligned. There were no major issues that prevented me from doing my best work, although coordinating schedules occasionally required some flexibility. One of the most helpful aspects of our team dynamic was the willingness of everyone to contribute and support each other when challenges came up, especially when troubleshooting code or interpreting results.</w:t>
+      </w:r>
+      <w:r>
+        <w:rPr>
+          <w:iCs/>
+          <w:sz w:val="24"/>
+          <w:szCs w:val="24"/>
+        </w:rPr>
+        <w:t xml:space="preserve"> I enjoyed working with my team members as our communication made these assignments extremely simple and straightforward.</w:t>
+      </w:r>
+    </w:p>
+    <w:p>
+      <w:pPr>
+        <w:rPr>
           <w:i/>
         </w:rPr>
       </w:pPr>
@@ -113,28 +146,20 @@
       </w:pPr>
     </w:p>
     <w:p>
-      <w:pPr>
-        <w:rPr>
-          <w:i/>
-        </w:rPr>
-      </w:pPr>
-    </w:p>
-    <w:p>
-      <w:pPr>
-        <w:rPr>
-          <w:i/>
-        </w:rPr>
-      </w:pPr>
-    </w:p>
-    <w:p>
       <w:r>
         <w:t xml:space="preserve">Team Member Full name: </w:t>
       </w:r>
+      <w:r>
+        <w:t>Erwin Pimentel</w:t>
+      </w:r>
     </w:p>
     <w:p/>
     <w:p>
       <w:r>
         <w:t xml:space="preserve">Date: </w:t>
+      </w:r>
+      <w:r>
+        <w:t>4/28/2026</w:t>
       </w:r>
     </w:p>
     <w:p/>
